--- a/jbi_submission/JBI_Cover_Letter.docx
+++ b/jbi_submission/JBI_Cover_Letter.docx
@@ -42,7 +42,7 @@
     </w:p>
     <w:p>
       <w:r>
-        <w:t>[Corresponding author]</w:t>
+        <w:t>Zhongyuan Liu</w:t>
       </w:r>
     </w:p>
     <w:sectPr>
